--- a/Templates/ФНС/3-я очередь/3-я_ЮЛ_А53-1770-2024__включенка_маркированный.docx
+++ b/Templates/ФНС/3-я очередь/3-я_ЮЛ_А53-1770-2024__включенка_маркированный.docx
@@ -233,7 +233,7 @@
       <w:pPr>
         <w:pStyle w:val="a3"/>
         <w:tabs>
-          <w:tab w:val="left" w:pos="6519"/>
+          <w:tab w:pos="9643" w:val="right"/>
         </w:tabs>
         <w:spacing w:line="273" w:lineRule="exact"/>
         <w:ind w:left="141"/>
@@ -629,7 +629,7 @@
       <w:pPr>
         <w:pStyle w:val="a3"/>
         <w:tabs>
-          <w:tab w:val="left" w:pos="8114"/>
+          <w:tab w:pos="9643" w:val="right"/>
         </w:tabs>
         <w:spacing w:before="264"/>
         <w:ind w:left="141"/>
